--- a/docs/GZWHISPER_PRODUCT_FUNCTIONALITY_RU.docx
+++ b/docs/GZWHISPER_PRODUCT_FUNCTIONALITY_RU.docx
@@ -88,7 +88,7 @@
           <w:color w:val="5D6875"/>
           <w:sz w:val="21"/>
         </w:rPr>
-        <w:t>Снимок продукта: 4 сентября 2026 года</w:t>
+        <w:t>Снимок продукта: 23 сентября 2026 года</w:t>
       </w:r>
     </w:p>
     <w:p>
@@ -102,7 +102,7 @@
           <w:color w:val="5D6875"/>
           <w:sz w:val="21"/>
         </w:rPr>
-        <w:t>Версия: v1.5.2, build 270826</w:t>
+        <w:t>Версия исходников: v1.5.3, build 270827</w:t>
       </w:r>
     </w:p>
     <w:p>
@@ -116,7 +116,7 @@
           <w:color w:val="5D6875"/>
           <w:sz w:val="21"/>
         </w:rPr>
-        <w:t>Учтено актуальное состояние рабочего дерева, включая массовый экспорт в ZIP</w:t>
+        <w:t>Учтено актуальное состояние рабочего дерева, включая улучшения сохранения, истории и доступности</w:t>
       </w:r>
     </w:p>
     <w:p>
@@ -656,7 +656,22 @@
         <w:rPr>
           <w:rFonts w:ascii="Calibri" w:hAnsi="Calibri" w:eastAsia="Calibri"/>
         </w:rPr>
-        <w:t>).</w:t>
+        <w:t>) и 64-битные Intel Mac (</w:t>
+      </w:r>
+      <w:r>
+        <w:rPr>
+          <w:rFonts w:ascii="Menlo" w:hAnsi="Menlo" w:eastAsia="Menlo"/>
+          <w:color w:val="1F4D78"/>
+          <w:sz w:val="21"/>
+          <w:shd w:fill="EDF1F5"/>
+        </w:rPr>
+        <w:t>x86_64</w:t>
+      </w:r>
+      <w:r>
+        <w:rPr>
+          <w:rFonts w:ascii="Calibri" w:hAnsi="Calibri" w:eastAsia="Calibri"/>
+        </w:rPr>
+        <w:t>) отдельными сборками.</w:t>
       </w:r>
     </w:p>
     <w:p>
@@ -671,7 +686,7 @@
         <w:rPr>
           <w:rFonts w:ascii="Calibri" w:hAnsi="Calibri" w:eastAsia="Calibri"/>
         </w:rPr>
-        <w:t>Минимальная версия ОС для приложения: macOS 12.</w:t>
+        <w:t>Архитектурные DMG-сборки имеют минимальную версию macOS 14 и рассчитаны на macOS 14–15.</w:t>
       </w:r>
     </w:p>
     <w:p>
@@ -701,7 +716,7 @@
         <w:rPr>
           <w:rFonts w:ascii="Calibri" w:hAnsi="Calibri" w:eastAsia="Calibri"/>
         </w:rPr>
-        <w:t>Это единственная стабильная и полноценно протестированная версия.</w:t>
+        <w:t>macOS остаётся единственной стабильной версией. Apple Silicon проверен нативно; Intel-сборка проверена через реальное x86_64-выполнение под Rosetta, а окончательный hardware smoke-test рекомендуется повторить на физическом Intel Mac.</w:t>
       </w:r>
     </w:p>
     <w:p>
@@ -1231,15 +1246,15 @@
           <w:color w:val="2E74B5"/>
           <w:sz w:val="26"/>
         </w:rPr>
-        <w:t>4.2. Модели по умолчанию</w:t>
-      </w:r>
-    </w:p>
-    <w:p>
-      <w:r>
-        <w:rPr>
-          <w:rFonts w:ascii="Calibri" w:hAnsi="Calibri" w:eastAsia="Calibri"/>
-        </w:rPr>
-        <w:t>При скачивании приложение последовательно пробует два репозитория Hugging Face:</w:t>
+        <w:t>4.2. Каталог моделей</w:t>
+      </w:r>
+    </w:p>
+    <w:p>
+      <w:r>
+        <w:rPr>
+          <w:rFonts w:ascii="Calibri" w:hAnsi="Calibri" w:eastAsia="Calibri"/>
+        </w:rPr>
+        <w:t>macOS-интерфейс предлагает пять мультиязычных CTranslate2-моделей с разным балансом скорости и точности:</w:t>
       </w:r>
     </w:p>
     <w:p>
@@ -1257,13 +1272,13 @@
           <w:sz w:val="21"/>
           <w:shd w:fill="EDF1F5"/>
         </w:rPr>
-        <w:t>mobiuslabsgmbh/faster-whisper-large-v3-turbo</w:t>
-      </w:r>
-      <w:r>
-        <w:rPr>
-          <w:rFonts w:ascii="Calibri" w:hAnsi="Calibri" w:eastAsia="Calibri"/>
-        </w:rPr>
-        <w:t xml:space="preserve"> — основной кандидат.</w:t>
+        <w:t>Systran/faster-whisper-tiny</w:t>
+      </w:r>
+      <w:r>
+        <w:rPr>
+          <w:rFonts w:ascii="Calibri" w:hAnsi="Calibri" w:eastAsia="Calibri"/>
+        </w:rPr>
+        <w:t xml:space="preserve"> — минимальная и самая быстрая, около 0,08 ГБ.</w:t>
       </w:r>
     </w:p>
     <w:p>
@@ -1281,21 +1296,131 @@
           <w:sz w:val="21"/>
           <w:shd w:fill="EDF1F5"/>
         </w:rPr>
-        <w:t>SYSTRAN/faster-whisper-large-v3</w:t>
-      </w:r>
-      <w:r>
-        <w:rPr>
-          <w:rFonts w:ascii="Calibri" w:hAnsi="Calibri" w:eastAsia="Calibri"/>
-        </w:rPr>
-        <w:t xml:space="preserve"> — резервный кандидат, если первый источник не удалось скачать или инициализировать.</w:t>
-      </w:r>
-    </w:p>
-    <w:p>
-      <w:r>
-        <w:rPr>
-          <w:rFonts w:ascii="Calibri" w:hAnsi="Calibri" w:eastAsia="Calibri"/>
-        </w:rPr>
-        <w:t>Пользователь не выбирает модель из каталога внутри приложения: текущий поток скачивания использует заданную цепочку кандидатов. При этом можно подключить уже существующую локальную папку с совместимой моделью faster-whisper.</w:t>
+        <w:t>Systran/faster-whisper-base</w:t>
+      </w:r>
+      <w:r>
+        <w:rPr>
+          <w:rFonts w:ascii="Calibri" w:hAnsi="Calibri" w:eastAsia="Calibri"/>
+        </w:rPr>
+        <w:t xml:space="preserve"> — компактная быстрая модель, около 0,15 ГБ.</w:t>
+      </w:r>
+    </w:p>
+    <w:p>
+      <w:pPr>
+        <w:numPr>
+          <w:ilvl w:val="0"/>
+          <w:numId w:val="16"/>
+        </w:numPr>
+        <w:spacing w:before="0" w:after="80" w:line="300" w:lineRule="auto"/>
+      </w:pPr>
+      <w:r>
+        <w:rPr>
+          <w:rFonts w:ascii="Menlo" w:hAnsi="Menlo" w:eastAsia="Menlo"/>
+          <w:color w:val="1F4D78"/>
+          <w:sz w:val="21"/>
+          <w:shd w:fill="EDF1F5"/>
+        </w:rPr>
+        <w:t>Systran/faster-whisper-small</w:t>
+      </w:r>
+      <w:r>
+        <w:rPr>
+          <w:rFonts w:ascii="Calibri" w:hAnsi="Calibri" w:eastAsia="Calibri"/>
+        </w:rPr>
+        <w:t xml:space="preserve"> — сбалансированная модель, около 0,49 ГБ.</w:t>
+      </w:r>
+    </w:p>
+    <w:p>
+      <w:pPr>
+        <w:numPr>
+          <w:ilvl w:val="0"/>
+          <w:numId w:val="16"/>
+        </w:numPr>
+        <w:spacing w:before="0" w:after="80" w:line="300" w:lineRule="auto"/>
+      </w:pPr>
+      <w:r>
+        <w:rPr>
+          <w:rFonts w:ascii="Menlo" w:hAnsi="Menlo" w:eastAsia="Menlo"/>
+          <w:color w:val="1F4D78"/>
+          <w:sz w:val="21"/>
+          <w:shd w:fill="EDF1F5"/>
+        </w:rPr>
+        <w:t>dropbox-dash/faster-whisper-large-v3-turbo</w:t>
+      </w:r>
+      <w:r>
+        <w:rPr>
+          <w:rFonts w:ascii="Calibri" w:hAnsi="Calibri" w:eastAsia="Calibri"/>
+        </w:rPr>
+        <w:t xml:space="preserve"> — почти максимальная точность при высокой скорости, около 1,62 ГБ; прежний идентификатор </w:t>
+      </w:r>
+      <w:r>
+        <w:rPr>
+          <w:rFonts w:ascii="Menlo" w:hAnsi="Menlo" w:eastAsia="Menlo"/>
+          <w:color w:val="1F4D78"/>
+          <w:sz w:val="21"/>
+          <w:shd w:fill="EDF1F5"/>
+        </w:rPr>
+        <w:t>mobiuslabsgmbh/...</w:t>
+      </w:r>
+      <w:r>
+        <w:rPr>
+          <w:rFonts w:ascii="Calibri" w:hAnsi="Calibri" w:eastAsia="Calibri"/>
+        </w:rPr>
+        <w:t xml:space="preserve"> также распознаётся для обратной совместимости.</w:t>
+      </w:r>
+    </w:p>
+    <w:p>
+      <w:pPr>
+        <w:numPr>
+          <w:ilvl w:val="0"/>
+          <w:numId w:val="16"/>
+        </w:numPr>
+        <w:spacing w:before="0" w:after="80" w:line="300" w:lineRule="auto"/>
+      </w:pPr>
+      <w:r>
+        <w:rPr>
+          <w:rFonts w:ascii="Menlo" w:hAnsi="Menlo" w:eastAsia="Menlo"/>
+          <w:color w:val="1F4D78"/>
+          <w:sz w:val="21"/>
+          <w:shd w:fill="EDF1F5"/>
+        </w:rPr>
+        <w:t>Systran/faster-whisper-large-v3</w:t>
+      </w:r>
+      <w:r>
+        <w:rPr>
+          <w:rFonts w:ascii="Calibri" w:hAnsi="Calibri" w:eastAsia="Calibri"/>
+        </w:rPr>
+        <w:t xml:space="preserve"> — максимальная точность Whisper, около 3,09 ГБ, но самая медленная на CPU.</w:t>
+      </w:r>
+    </w:p>
+    <w:p>
+      <w:r>
+        <w:rPr>
+          <w:rFonts w:ascii="Calibri" w:hAnsi="Calibri" w:eastAsia="Calibri"/>
+        </w:rPr>
+        <w:t>Для каждой карточки показаны ориентировочные размер загрузки, минимальная и рекомендуемая RAM, шкалы точности и скорости и рекомендация для текущего Mac. Для Tiny/Base указано 8 ГБ, для Small и Large v3 Turbo — минимум 8 ГБ и рекомендуется 16 ГБ, для Large v3 — минимум 16 ГБ и рекомендуется 24 ГБ. Рекомендация учитывает архитектуру и доступную физическую память: на Intel приоритет получают Base/Small, на Apple Silicon с 16 ГБ и более — Large v3 Turbo. Требовательные модели не блокируются жёстко, но пользователь видит предупреждение.</w:t>
+      </w:r>
+    </w:p>
+    <w:p>
+      <w:r>
+        <w:rPr>
+          <w:rFonts w:ascii="Calibri" w:hAnsi="Calibri" w:eastAsia="Calibri"/>
+        </w:rPr>
+        <w:t xml:space="preserve">На macOS текущий стек faster-whisper/CTranslate2 выполняет </w:t>
+      </w:r>
+      <w:r>
+        <w:rPr>
+          <w:rFonts w:ascii="Menlo" w:hAnsi="Menlo" w:eastAsia="Menlo"/>
+          <w:color w:val="1F4D78"/>
+          <w:sz w:val="21"/>
+          <w:shd w:fill="EDF1F5"/>
+        </w:rPr>
+        <w:t>int8</w:t>
+      </w:r>
+      <w:r>
+        <w:rPr>
+          <w:rFonts w:ascii="Calibri" w:hAnsi="Calibri" w:eastAsia="Calibri"/>
+        </w:rPr>
+        <w:t>-инференс на CPU; Metal/MPS не используется. Каталог поэтому не содержит MLX или GGML/GGUF-моделей, несовместимых с существующим worker.</w:t>
       </w:r>
     </w:p>
     <w:p>
@@ -1346,7 +1471,7 @@
         <w:rPr>
           <w:rFonts w:ascii="Calibri" w:hAnsi="Calibri" w:eastAsia="Calibri"/>
         </w:rPr>
-        <w:t>видеть источник скачивания;</w:t>
+        <w:t>хранить несколько скачанных или подключённых моделей одновременно;</w:t>
       </w:r>
     </w:p>
     <w:p>
@@ -1361,7 +1486,7 @@
         <w:rPr>
           <w:rFonts w:ascii="Calibri" w:hAnsi="Calibri" w:eastAsia="Calibri"/>
         </w:rPr>
-        <w:t>видеть объём загруженных данных и общий размер, если он известен;</w:t>
+        <w:t>выбирать активную модель без повторной загрузки;</w:t>
       </w:r>
     </w:p>
     <w:p>
@@ -1376,7 +1501,7 @@
         <w:rPr>
           <w:rFonts w:ascii="Calibri" w:hAnsi="Calibri" w:eastAsia="Calibri"/>
         </w:rPr>
-        <w:t>видеть процент загрузки при известном общем размере либо неопределённый прогресс;</w:t>
+        <w:t>видеть источник скачивания;</w:t>
       </w:r>
     </w:p>
     <w:p>
@@ -1391,7 +1516,7 @@
         <w:rPr>
           <w:rFonts w:ascii="Calibri" w:hAnsi="Calibri" w:eastAsia="Calibri"/>
         </w:rPr>
-        <w:t>продолжить прерванную загрузку средствами Hugging Face snapshot download;</w:t>
+        <w:t>видеть объём загруженных данных и общий размер, если он известен;</w:t>
       </w:r>
     </w:p>
     <w:p>
@@ -1406,7 +1531,7 @@
         <w:rPr>
           <w:rFonts w:ascii="Calibri" w:hAnsi="Calibri" w:eastAsia="Calibri"/>
         </w:rPr>
-        <w:t>подключить существующую локальную модель;</w:t>
+        <w:t>видеть процент загрузки при известном общем размере либо неопределённый прогресс;</w:t>
       </w:r>
     </w:p>
     <w:p>
@@ -1421,7 +1546,7 @@
         <w:rPr>
           <w:rFonts w:ascii="Calibri" w:hAnsi="Calibri" w:eastAsia="Calibri"/>
         </w:rPr>
-        <w:t>автоматически провалидировать выбранную папку пробной загрузкой модели;</w:t>
+        <w:t>продолжить прерванную загрузку средствами Hugging Face snapshot download;</w:t>
       </w:r>
     </w:p>
     <w:p>
@@ -1436,7 +1561,7 @@
         <w:rPr>
           <w:rFonts w:ascii="Calibri" w:hAnsi="Calibri" w:eastAsia="Calibri"/>
         </w:rPr>
-        <w:t>открыть папку модели в Finder или файловом менеджере;</w:t>
+        <w:t>подключить существующую локальную модель;</w:t>
       </w:r>
     </w:p>
     <w:p>
@@ -1451,7 +1576,7 @@
         <w:rPr>
           <w:rFonts w:ascii="Calibri" w:hAnsi="Calibri" w:eastAsia="Calibri"/>
         </w:rPr>
-        <w:t>перейти на страницу модели в Hugging Face из macOS-интерфейса;</w:t>
+        <w:t>автоматически провалидировать выбранную папку пробной загрузкой модели;</w:t>
       </w:r>
     </w:p>
     <w:p>
@@ -1466,7 +1591,7 @@
         <w:rPr>
           <w:rFonts w:ascii="Calibri" w:hAnsi="Calibri" w:eastAsia="Calibri"/>
         </w:rPr>
-        <w:t>удалить скачанную через приложение модель;</w:t>
+        <w:t>открыть папку модели в Finder или файловом менеджере;</w:t>
       </w:r>
     </w:p>
     <w:p>
@@ -1481,6 +1606,36 @@
         <w:rPr>
           <w:rFonts w:ascii="Calibri" w:hAnsi="Calibri" w:eastAsia="Calibri"/>
         </w:rPr>
+        <w:t>перейти на страницу модели в Hugging Face из macOS-интерфейса;</w:t>
+      </w:r>
+    </w:p>
+    <w:p>
+      <w:pPr>
+        <w:numPr>
+          <w:ilvl w:val="0"/>
+          <w:numId w:val="17"/>
+        </w:numPr>
+        <w:spacing w:before="0" w:after="80" w:line="300" w:lineRule="auto"/>
+      </w:pPr>
+      <w:r>
+        <w:rPr>
+          <w:rFonts w:ascii="Calibri" w:hAnsi="Calibri" w:eastAsia="Calibri"/>
+        </w:rPr>
+        <w:t>удалить скачанную через приложение модель;</w:t>
+      </w:r>
+    </w:p>
+    <w:p>
+      <w:pPr>
+        <w:numPr>
+          <w:ilvl w:val="0"/>
+          <w:numId w:val="17"/>
+        </w:numPr>
+        <w:spacing w:before="0" w:after="80" w:line="300" w:lineRule="auto"/>
+      </w:pPr>
+      <w:r>
+        <w:rPr>
+          <w:rFonts w:ascii="Calibri" w:hAnsi="Calibri" w:eastAsia="Calibri"/>
+        </w:rPr>
         <w:t>отвязать подключённую внешнюю модель без удаления самой внешней папки.</w:t>
       </w:r>
     </w:p>
@@ -1489,7 +1644,7 @@
         <w:rPr>
           <w:rFonts w:ascii="Calibri" w:hAnsi="Calibri" w:eastAsia="Calibri"/>
         </w:rPr>
-        <w:t>Приложение хранит ссылку на выбранную модель и восстанавливает её между запусками. Если папка исчезла, модель считается недоступной.</w:t>
+        <w:t>Приложение хранит реестр доступных моделей и отдельную ссылку на активную модель, восстанавливая оба состояния между запусками. Прежняя single-model конфигурация автоматически импортируется в реестр. Если папка исчезла, модель исключается из доступных. При удалении активной модели приложение переключается на другую доступную модель либо очищает активный выбор. Для защиты данных приложение записывает в созданную им папку уникальный маркер владения и физически удаляет каталог только при совпадении этого маркера с записью реестра и наличии файлов модели; внешние, старые и сомнительные каталоги лишь отвязываются.</w:t>
       </w:r>
     </w:p>
     <w:p>
@@ -1517,7 +1672,7 @@
         <w:rPr>
           <w:rFonts w:ascii="Calibri" w:hAnsi="Calibri" w:eastAsia="Calibri"/>
         </w:rPr>
-        <w:t>В релизную сборку включается Python 3.12 для Apple Silicon.</w:t>
+        <w:t>В каждую релизную сборку включается Python 3.12 нужной архитектуры и соответствующий офлайн-набор wheel-зависимостей.</w:t>
       </w:r>
     </w:p>
     <w:p>
@@ -1562,7 +1717,22 @@
         <w:rPr>
           <w:rFonts w:ascii="Calibri" w:hAnsi="Calibri" w:eastAsia="Calibri"/>
         </w:rPr>
-        <w:t>Если offline-установка не удалась, предусмотрена попытка установки через PyPI с раздельной диагностикой ошибок.</w:t>
+        <w:t xml:space="preserve">При каждом запуске проверяются точные версии зависимостей из встроенного </w:t>
+      </w:r>
+      <w:r>
+        <w:rPr>
+          <w:rFonts w:ascii="Menlo" w:hAnsi="Menlo" w:eastAsia="Menlo"/>
+          <w:color w:val="1F4D78"/>
+          <w:sz w:val="21"/>
+          <w:shd w:fill="EDF1F5"/>
+        </w:rPr>
+        <w:t>requirements-macos.txt</w:t>
+      </w:r>
+      <w:r>
+        <w:rPr>
+          <w:rFonts w:ascii="Calibri" w:hAnsi="Calibri" w:eastAsia="Calibri"/>
+        </w:rPr>
+        <w:t>; импортируемый, но устаревший venv автоматически обновляется до набора текущей сборки.</w:t>
       </w:r>
     </w:p>
     <w:p>
@@ -1577,7 +1747,7 @@
         <w:rPr>
           <w:rFonts w:ascii="Calibri" w:hAnsi="Calibri" w:eastAsia="Calibri"/>
         </w:rPr>
-        <w:t>Устаревшее или привязанное к другому Python виртуальное окружение пересоздаётся автоматически.</w:t>
+        <w:t>Если offline-установка не удалась, предусмотрена попытка установки через PyPI с раздельной диагностикой ошибок.</w:t>
       </w:r>
     </w:p>
     <w:p>
@@ -1592,22 +1762,7 @@
         <w:rPr>
           <w:rFonts w:ascii="Calibri" w:hAnsi="Calibri" w:eastAsia="Calibri"/>
         </w:rPr>
-        <w:t xml:space="preserve">Запуск Python-процессов запрещает создание </w:t>
-      </w:r>
-      <w:r>
-        <w:rPr>
-          <w:rFonts w:ascii="Menlo" w:hAnsi="Menlo" w:eastAsia="Menlo"/>
-          <w:color w:val="1F4D78"/>
-          <w:sz w:val="21"/>
-          <w:shd w:fill="EDF1F5"/>
-        </w:rPr>
-        <w:t>__pycache__</w:t>
-      </w:r>
-      <w:r>
-        <w:rPr>
-          <w:rFonts w:ascii="Calibri" w:hAnsi="Calibri" w:eastAsia="Calibri"/>
-        </w:rPr>
-        <w:t xml:space="preserve"> внутри подписанного bundle, чтобы не повредить подпись ресурсов.</w:t>
+        <w:t>Устаревшее или привязанное к другому Python виртуальное окружение пересоздаётся автоматически.</w:t>
       </w:r>
     </w:p>
     <w:p>
@@ -1622,6 +1777,36 @@
         <w:rPr>
           <w:rFonts w:ascii="Calibri" w:hAnsi="Calibri" w:eastAsia="Calibri"/>
         </w:rPr>
+        <w:t xml:space="preserve">Запуск Python-процессов запрещает создание </w:t>
+      </w:r>
+      <w:r>
+        <w:rPr>
+          <w:rFonts w:ascii="Menlo" w:hAnsi="Menlo" w:eastAsia="Menlo"/>
+          <w:color w:val="1F4D78"/>
+          <w:sz w:val="21"/>
+          <w:shd w:fill="EDF1F5"/>
+        </w:rPr>
+        <w:t>__pycache__</w:t>
+      </w:r>
+      <w:r>
+        <w:rPr>
+          <w:rFonts w:ascii="Calibri" w:hAnsi="Calibri" w:eastAsia="Calibri"/>
+        </w:rPr>
+        <w:t xml:space="preserve"> внутри подписанного bundle, чтобы не повредить подпись ресурсов.</w:t>
+      </w:r>
+    </w:p>
+    <w:p>
+      <w:pPr>
+        <w:numPr>
+          <w:ilvl w:val="0"/>
+          <w:numId w:val="18"/>
+        </w:numPr>
+        <w:spacing w:before="0" w:after="80" w:line="300" w:lineRule="auto"/>
+      </w:pPr>
+      <w:r>
+        <w:rPr>
+          <w:rFonts w:ascii="Calibri" w:hAnsi="Calibri" w:eastAsia="Calibri"/>
+        </w:rPr>
         <w:t>Если runtime отсутствует или повреждён, macOS-интерфейс показывает заметное сообщение о проблеме и блокирует зависящие от него операции.</w:t>
       </w:r>
     </w:p>
@@ -2619,6 +2804,29 @@
       </w:r>
     </w:p>
     <w:p>
+      <w:r>
+        <w:rPr>
+          <w:rFonts w:ascii="Calibri" w:hAnsi="Calibri" w:eastAsia="Calibri"/>
+        </w:rPr>
+        <w:t xml:space="preserve">Если нативный worker неожиданно завершается без Python-исключения, приложение сохраняет сигнал или код завершения вместо пустой ошибки и не маскирует сбой общим статусом успешной очереди. На Intel выполняется один автоматический повтор в безопасном CPU-режиме: два потока, </w:t>
+      </w:r>
+      <w:r>
+        <w:rPr>
+          <w:rFonts w:ascii="Menlo" w:hAnsi="Menlo" w:eastAsia="Menlo"/>
+          <w:color w:val="1F4D78"/>
+          <w:sz w:val="21"/>
+          <w:shd w:fill="EDF1F5"/>
+        </w:rPr>
+        <w:t>beam_size=1</w:t>
+      </w:r>
+      <w:r>
+        <w:rPr>
+          <w:rFonts w:ascii="Calibri" w:hAnsi="Calibri" w:eastAsia="Calibri"/>
+        </w:rPr>
+        <w:t>, generic ISA, без MKL и packed GEMM. Если повтор также не удался, интерфейс рекомендует менее требовательную модель Base или Small.</w:t>
+      </w:r>
+    </w:p>
+    <w:p>
       <w:pPr>
         <w:pStyle w:val="Heading2"/>
       </w:pPr>
@@ -2756,6 +2964,44 @@
       </w:r>
     </w:p>
     <w:p>
+      <w:r>
+        <w:rPr>
+          <w:rFonts w:ascii="Calibri" w:hAnsi="Calibri" w:eastAsia="Calibri"/>
+        </w:rPr>
+        <w:t xml:space="preserve">Сборки для выпуска используют неизменные bundle ID </w:t>
+      </w:r>
+      <w:r>
+        <w:rPr>
+          <w:rFonts w:ascii="Menlo" w:hAnsi="Menlo" w:eastAsia="Menlo"/>
+          <w:color w:val="1F4D78"/>
+          <w:sz w:val="21"/>
+          <w:shd w:fill="EDF1F5"/>
+        </w:rPr>
+        <w:t>com.gzakharov.gzwhisper</w:t>
+      </w:r>
+      <w:r>
+        <w:rPr>
+          <w:rFonts w:ascii="Calibri" w:hAnsi="Calibri" w:eastAsia="Calibri"/>
+        </w:rPr>
+        <w:t xml:space="preserve"> и команду подписи </w:t>
+      </w:r>
+      <w:r>
+        <w:rPr>
+          <w:rFonts w:ascii="Menlo" w:hAnsi="Menlo" w:eastAsia="Menlo"/>
+          <w:color w:val="1F4D78"/>
+          <w:sz w:val="21"/>
+          <w:shd w:fill="EDF1F5"/>
+        </w:rPr>
+        <w:t>BN3D9H4C7J</w:t>
+      </w:r>
+      <w:r>
+        <w:rPr>
+          <w:rFonts w:ascii="Calibri" w:hAnsi="Calibri" w:eastAsia="Calibri"/>
+        </w:rPr>
+        <w:t>. Сборка останавливается, если сертификат недоступен, вместо автоматического перехода на ad hoc подпись: это сохраняет идентичность приложения, по которой macOS сопоставляет разрешения после обновления. Если прежняя копия была подписана ad hoc или другой командой, при переходе на Developer ID может потребоваться однократное повторное разрешение.</w:t>
+      </w:r>
+    </w:p>
+    <w:p>
       <w:pPr>
         <w:pStyle w:val="Heading2"/>
       </w:pPr>
@@ -3513,7 +3759,7 @@
         <w:rPr>
           <w:rFonts w:ascii="Calibri" w:hAnsi="Calibri" w:eastAsia="Calibri"/>
         </w:rPr>
-        <w:t>режим записи;</w:t>
+        <w:t>путь модели и сегменты с таймкодами для неизменённого результата;</w:t>
       </w:r>
     </w:p>
     <w:p>
@@ -3528,7 +3774,7 @@
         <w:rPr>
           <w:rFonts w:ascii="Calibri" w:hAnsi="Calibri" w:eastAsia="Calibri"/>
         </w:rPr>
-        <w:t>состояние задания;</w:t>
+        <w:t>режим записи;</w:t>
       </w:r>
     </w:p>
     <w:p>
@@ -3543,7 +3789,7 @@
         <w:rPr>
           <w:rFonts w:ascii="Calibri" w:hAnsi="Calibri" w:eastAsia="Calibri"/>
         </w:rPr>
-        <w:t>порядок очереди;</w:t>
+        <w:t>состояние задания;</w:t>
       </w:r>
     </w:p>
     <w:p>
@@ -3558,6 +3804,21 @@
         <w:rPr>
           <w:rFonts w:ascii="Calibri" w:hAnsi="Calibri" w:eastAsia="Calibri"/>
         </w:rPr>
+        <w:t>порядок очереди;</w:t>
+      </w:r>
+    </w:p>
+    <w:p>
+      <w:pPr>
+        <w:numPr>
+          <w:ilvl w:val="0"/>
+          <w:numId w:val="33"/>
+        </w:numPr>
+        <w:spacing w:before="0" w:after="80" w:line="300" w:lineRule="auto"/>
+      </w:pPr>
+      <w:r>
+        <w:rPr>
+          <w:rFonts w:ascii="Calibri" w:hAnsi="Calibri" w:eastAsia="Calibri"/>
+        </w:rPr>
         <w:t>текст ошибки.</w:t>
       </w:r>
     </w:p>
@@ -3600,66 +3861,9 @@
       </w:pPr>
       <w:r>
         <w:rPr>
-          <w:rFonts w:ascii="Menlo" w:hAnsi="Menlo" w:eastAsia="Menlo"/>
-          <w:color w:val="1F4D78"/>
-          <w:sz w:val="21"/>
-          <w:shd w:fill="EDF1F5"/>
-        </w:rPr>
-        <w:t>t</w:t>
-      </w:r>
-      <w:r>
-        <w:rPr>
-          <w:rFonts w:ascii="Calibri" w:hAnsi="Calibri" w:eastAsia="Calibri"/>
-        </w:rPr>
-        <w:t xml:space="preserve"> — есть транскрипт;</w:t>
-      </w:r>
-    </w:p>
-    <w:p>
-      <w:pPr>
-        <w:numPr>
-          <w:ilvl w:val="0"/>
-          <w:numId w:val="34"/>
-        </w:numPr>
-        <w:spacing w:before="0" w:after="80" w:line="300" w:lineRule="auto"/>
-      </w:pPr>
-      <w:r>
-        <w:rPr>
-          <w:rFonts w:ascii="Menlo" w:hAnsi="Menlo" w:eastAsia="Menlo"/>
-          <w:color w:val="1F4D78"/>
-          <w:sz w:val="21"/>
-          <w:shd w:fill="EDF1F5"/>
-        </w:rPr>
-        <w:t>a</w:t>
-      </w:r>
-      <w:r>
-        <w:rPr>
-          <w:rFonts w:ascii="Calibri" w:hAnsi="Calibri" w:eastAsia="Calibri"/>
-        </w:rPr>
-        <w:t xml:space="preserve"> — есть сохранённая аудиозапись;</w:t>
-      </w:r>
-    </w:p>
-    <w:p>
-      <w:pPr>
-        <w:numPr>
-          <w:ilvl w:val="0"/>
-          <w:numId w:val="34"/>
-        </w:numPr>
-        <w:spacing w:before="0" w:after="80" w:line="300" w:lineRule="auto"/>
-      </w:pPr>
-      <w:r>
-        <w:rPr>
-          <w:rFonts w:ascii="Menlo" w:hAnsi="Menlo" w:eastAsia="Menlo"/>
-          <w:color w:val="1F4D78"/>
-          <w:sz w:val="21"/>
-          <w:shd w:fill="EDF1F5"/>
-        </w:rPr>
-        <w:t>t+a</w:t>
-      </w:r>
-      <w:r>
-        <w:rPr>
-          <w:rFonts w:ascii="Calibri" w:hAnsi="Calibri" w:eastAsia="Calibri"/>
-        </w:rPr>
-        <w:t xml:space="preserve"> — есть и транскрипт, и аудио.</w:t>
+          <w:rFonts w:ascii="Calibri" w:hAnsi="Calibri" w:eastAsia="Calibri"/>
+        </w:rPr>
+        <w:t>локализованная подпись транскрипта и/или аудиозаписи на строке статуса.</w:t>
       </w:r>
     </w:p>
     <w:p>
@@ -4061,7 +4265,7 @@
         <w:rPr>
           <w:rFonts w:ascii="Calibri" w:hAnsi="Calibri" w:eastAsia="Calibri"/>
         </w:rPr>
-        <w:t>Кнопки быстрых действий появляются при наведении, чтобы история оставалась компактной.</w:t>
+        <w:t>Кнопки быстрых действий появляются при наведении или фокусе с клавиатуры, чтобы история оставалась компактной. Строка открывается клавишами Return и Space, действия доступны VoiceOver. Добавление медиа и поиск истории имеют сочетания ⌘O и ⌘F.</w:t>
       </w:r>
     </w:p>
     <w:p>
@@ -4192,6 +4396,21 @@
       </w:r>
     </w:p>
     <w:p>
+      <w:pPr>
+        <w:numPr>
+          <w:ilvl w:val="0"/>
+          <w:numId w:val="38"/>
+        </w:numPr>
+        <w:spacing w:before="0" w:after="80" w:line="300" w:lineRule="auto"/>
+      </w:pPr>
+      <w:r>
+        <w:rPr>
+          <w:rFonts w:ascii="Calibri" w:hAnsi="Calibri" w:eastAsia="Calibri"/>
+        </w:rPr>
+        <w:t>ожидающее удаление записывается в журнал на диске; при следующем запуске срок отмены восстанавливается либо файлы переносятся в Корзину после его истечения.</w:t>
+      </w:r>
+    </w:p>
+    <w:p>
       <w:r>
         <w:rPr>
           <w:rFonts w:ascii="Calibri" w:hAnsi="Calibri" w:eastAsia="Calibri"/>
@@ -4238,7 +4457,7 @@
         <w:rPr>
           <w:rFonts w:ascii="Calibri" w:hAnsi="Calibri" w:eastAsia="Calibri"/>
         </w:rPr>
-        <w:t>Важно: ручные правки в редакторе не перезаписывают автоматически сохранённый исторический TXT. Их можно сохранить через экспорт. При повторном открытии элемента из истории будет заново прочитан исходный transcript-файл.</w:t>
+        <w:t>Ручные правки автоматически записываются в исходный TXT после короткой паузы, а также перед переключением элемента, экспортом и закрытием окна. Пока запись не завершена, редактор показывает состояние несохранённых правок. После изменения текста сохранённые сегменты с таймкодами очищаются, поскольку они больше не соответствуют отредактированному тексту. Для незавершённых заданий и отсутствующих файлов показывается отдельное пустое состояние вместо старого транскрипта.</w:t>
       </w:r>
     </w:p>
     <w:p>
@@ -4582,30 +4801,15 @@
         <w:rPr>
           <w:rFonts w:ascii="Calibri" w:hAnsi="Calibri" w:eastAsia="Calibri"/>
         </w:rPr>
-        <w:t>, если подключена модель.</w:t>
-      </w:r>
-    </w:p>
-    <w:p>
-      <w:r>
-        <w:rPr>
-          <w:rFonts w:ascii="Calibri" w:hAnsi="Calibri" w:eastAsia="Calibri"/>
-        </w:rPr>
-        <w:t xml:space="preserve">Ограничение: сегменты с таймкодами хранятся только в памяти текущего сеанса распознавания и не сохраняются в истории. Поэтому JSON, экспортированный сразу после транскрибации, содержит сегменты, а после повторного открытия старого элемента из истории массив </w:t>
-      </w:r>
-      <w:r>
-        <w:rPr>
-          <w:rFonts w:ascii="Menlo" w:hAnsi="Menlo" w:eastAsia="Menlo"/>
-          <w:color w:val="1F4D78"/>
-          <w:sz w:val="21"/>
-          <w:shd w:fill="EDF1F5"/>
-        </w:rPr>
-        <w:t>segments</w:t>
-      </w:r>
-      <w:r>
-        <w:rPr>
-          <w:rFonts w:ascii="Calibri" w:hAnsi="Calibri" w:eastAsia="Calibri"/>
-        </w:rPr>
-        <w:t xml:space="preserve"> будет пустым. В интерфейсе также нет визуального посегментного/timeline-редактора.</w:t>
+        <w:t xml:space="preserve"> модели, использованной для этого результата, если путь известен.</w:t>
+      </w:r>
+    </w:p>
+    <w:p>
+      <w:r>
+        <w:rPr>
+          <w:rFonts w:ascii="Calibri" w:hAnsi="Calibri" w:eastAsia="Calibri"/>
+        </w:rPr>
+        <w:t>Сегменты с таймкодами сохраняются в истории для новых результатов и остаются доступны после повторного открытия. Старые результаты, созданные до v1.5.3, могут не содержать сегментов. В интерфейсе нет визуального посегментного/timeline-редактора.</w:t>
       </w:r>
     </w:p>
     <w:p>
@@ -4731,22 +4935,7 @@
         <w:rPr>
           <w:rFonts w:ascii="Calibri" w:hAnsi="Calibri" w:eastAsia="Calibri"/>
         </w:rPr>
-        <w:t xml:space="preserve">Исторические JSON содержат текст, дату экспорта, исходный путь, язык и модель при наличии; </w:t>
-      </w:r>
-      <w:r>
-        <w:rPr>
-          <w:rFonts w:ascii="Menlo" w:hAnsi="Menlo" w:eastAsia="Menlo"/>
-          <w:color w:val="1F4D78"/>
-          <w:sz w:val="21"/>
-          <w:shd w:fill="EDF1F5"/>
-        </w:rPr>
-        <w:t>segments</w:t>
-      </w:r>
-      <w:r>
-        <w:rPr>
-          <w:rFonts w:ascii="Calibri" w:hAnsi="Calibri" w:eastAsia="Calibri"/>
-        </w:rPr>
-        <w:t xml:space="preserve"> остаётся пустым, поскольку сегменты не сохраняются в истории.</w:t>
+        <w:t>Исторические JSON содержат текст, дату экспорта, исходный путь, язык, модель и сегменты при наличии; после ручной правки сегменты очищаются.</w:t>
       </w:r>
     </w:p>
     <w:p>
@@ -5121,7 +5310,30 @@
         <w:rPr>
           <w:rFonts w:ascii="Calibri" w:hAnsi="Calibri" w:eastAsia="Calibri"/>
         </w:rPr>
-        <w:t>Отчёт включает версию и build, язык UI, текущий статус, runtime issue, выбранный и определённый язык, размеры истории и очереди, состояния записи/транскрибации, выбранный history item, первую найденную ошибку и пути/состояние Python runtime и venv.</w:t>
+        <w:t>Отчёт включает версию и build, язык UI, текущий статус, runtime issue, выбранный и определённый язык, размеры истории и очереди, состояния записи/транскрибации, выбранный history item, ошибку выбранного failed-элемента, размер и длительность его медиа, активную модель, архитектуру, число процессоров, физическую память и пути/состояние Python runtime и venv.</w:t>
+      </w:r>
+    </w:p>
+    <w:p>
+      <w:r>
+        <w:rPr>
+          <w:rFonts w:ascii="Calibri" w:hAnsi="Calibri" w:eastAsia="Calibri"/>
+        </w:rPr>
+        <w:t xml:space="preserve">Для каждой попытки транскрибации приложение сохраняет пошаговый журнал в </w:t>
+      </w:r>
+      <w:r>
+        <w:rPr>
+          <w:rFonts w:ascii="Menlo" w:hAnsi="Menlo" w:eastAsia="Menlo"/>
+          <w:color w:val="1F4D78"/>
+          <w:sz w:val="21"/>
+          <w:shd w:fill="EDF1F5"/>
+        </w:rPr>
+        <w:t>Application Support/GZWhisper/Worker Logs</w:t>
+      </w:r>
+      <w:r>
+        <w:rPr>
+          <w:rFonts w:ascii="Calibri" w:hAnsi="Calibri" w:eastAsia="Calibri"/>
+        </w:rPr>
+        <w:t>. В нём отмечаются загрузка движка и модели, начало и окончание распознавания, тип исключения, код или сигнал завершения и ограниченный хвост stderr. Текст транскрипции в журнал не записывается. Хранятся только восемь последних файлов, а два последних автоматически включаются в копируемый диагностический отчёт — в том числе после перезапуска приложения.</w:t>
       </w:r>
     </w:p>
     <w:p>
@@ -5407,7 +5619,7 @@
         <w:rPr>
           <w:rFonts w:ascii="Calibri" w:hAnsi="Calibri" w:eastAsia="Calibri"/>
         </w:rPr>
-        <w:t>История хранится как локальный JSON. Между запусками сохраняются завершённые, failed и имеющие артефакты элементы, а также queued-записи. Чисто временные импортированные элементы без результата не обязаны сохраняться. Если приложение завершилось во время обработки сохранённой аудиозаписи, при следующем запуске такой элемент возвращается в очередь; неподкреплённый аудиоартефактом processing-элемент помечается failed.</w:t>
+        <w:t>История хранится как локальный JSON. Между запусками сохраняются завершённые, failed и queued-элементы, включая импортированные файлы без результата. Если исходный файл очереди больше не существует, элемент помечается failed. Если приложение завершилось во время обработки сохранённой аудиозаписи, при следующем запуске такой элемент возвращается в очередь; неподкреплённый аудиоартефактом processing-элемент помечается failed. При повреждении JSON исходный файл копируется в резервную копию, а корректно читаемые записи восстанавливаются по отдельности. Если историю не удаётся прочитать или сохранить резервную копию, запись истории блокируется и интерфейс показывает ошибку с переходом в папку.</w:t>
       </w:r>
     </w:p>
     <w:p>
@@ -6025,7 +6237,7 @@
         <w:rPr>
           <w:rFonts w:ascii="Calibri" w:hAnsi="Calibri" w:eastAsia="Calibri"/>
         </w:rPr>
-        <w:t>сохранение сегментов в history для повторного JSON/SRT-экспорта;</w:t>
+        <w:t>экспорт SRT/VTT на основе сохранённых сегментов;</w:t>
       </w:r>
     </w:p>
     <w:p>
@@ -6085,7 +6297,7 @@
         <w:rPr>
           <w:rFonts w:ascii="Calibri" w:hAnsi="Calibri" w:eastAsia="Calibri"/>
         </w:rPr>
-        <w:t>выбор из каталога моделей, управление несколькими моделями или профили качества/скорости;</w:t>
+        <w:t>настройка VAD, beam size, compute type, CPU/GPU и batch size;</w:t>
       </w:r>
     </w:p>
     <w:p>
@@ -6100,7 +6312,7 @@
         <w:rPr>
           <w:rFonts w:ascii="Calibri" w:hAnsi="Calibri" w:eastAsia="Calibri"/>
         </w:rPr>
-        <w:t>настройка VAD, beam size, compute type, CPU/GPU и batch size;</w:t>
+        <w:t>одновременная параллельная транскрибация нескольких файлов;</w:t>
       </w:r>
     </w:p>
     <w:p>
@@ -6115,7 +6327,7 @@
         <w:rPr>
           <w:rFonts w:ascii="Calibri" w:hAnsi="Calibri" w:eastAsia="Calibri"/>
         </w:rPr>
-        <w:t>одновременная параллельная транскрибация нескольких файлов;</w:t>
+        <w:t>глобальная горячая клавиша записи, menu bar mode или управление из системного меню;</w:t>
       </w:r>
     </w:p>
     <w:p>
@@ -6130,7 +6342,7 @@
         <w:rPr>
           <w:rFonts w:ascii="Calibri" w:hAnsi="Calibri" w:eastAsia="Calibri"/>
         </w:rPr>
-        <w:t>глобальная горячая клавиша записи, menu bar mode или управление из системного меню;</w:t>
+        <w:t>календарь, meeting bot, подключение к Zoom/Teams/Google Meet или автоматический вход на встречи;</w:t>
       </w:r>
     </w:p>
     <w:p>
@@ -6145,7 +6357,7 @@
         <w:rPr>
           <w:rFonts w:ascii="Calibri" w:hAnsi="Calibri" w:eastAsia="Calibri"/>
         </w:rPr>
-        <w:t>календарь, meeting bot, подключение к Zoom/Teams/Google Meet или автоматический вход на встречи;</w:t>
+        <w:t>импорт URL с YouTube, подкастов или облачных дисков;</w:t>
       </w:r>
     </w:p>
     <w:p>
@@ -6160,7 +6372,7 @@
         <w:rPr>
           <w:rFonts w:ascii="Calibri" w:hAnsi="Calibri" w:eastAsia="Calibri"/>
         </w:rPr>
-        <w:t>импорт URL с YouTube, подкастов или облачных дисков;</w:t>
+        <w:t>watch folders и автоматическая обработка новых файлов;</w:t>
       </w:r>
     </w:p>
     <w:p>
@@ -6175,7 +6387,7 @@
         <w:rPr>
           <w:rFonts w:ascii="Calibri" w:hAnsi="Calibri" w:eastAsia="Calibri"/>
         </w:rPr>
-        <w:t>watch folders и автоматическая обработка новых файлов;</w:t>
+        <w:t>облачная синхронизация, совместная работа, комментарии и расшаривание;</w:t>
       </w:r>
     </w:p>
     <w:p>
@@ -6190,7 +6402,7 @@
         <w:rPr>
           <w:rFonts w:ascii="Calibri" w:hAnsi="Calibri" w:eastAsia="Calibri"/>
         </w:rPr>
-        <w:t>облачная синхронизация, совместная работа, комментарии и расшаривание;</w:t>
+        <w:t>мобильные или web-клиенты;</w:t>
       </w:r>
     </w:p>
     <w:p>
@@ -6205,7 +6417,7 @@
         <w:rPr>
           <w:rFonts w:ascii="Calibri" w:hAnsi="Calibri" w:eastAsia="Calibri"/>
         </w:rPr>
-        <w:t>мобильные или web-клиенты;</w:t>
+        <w:t>аккаунты, команды, роли, биллинг и подписки;</w:t>
       </w:r>
     </w:p>
     <w:p>
@@ -6220,7 +6432,7 @@
         <w:rPr>
           <w:rFonts w:ascii="Calibri" w:hAnsi="Calibri" w:eastAsia="Calibri"/>
         </w:rPr>
-        <w:t>аккаунты, команды, роли, биллинг и подписки;</w:t>
+        <w:t>автоматическое обновление приложения;</w:t>
       </w:r>
     </w:p>
     <w:p>
@@ -6235,7 +6447,7 @@
         <w:rPr>
           <w:rFonts w:ascii="Calibri" w:hAnsi="Calibri" w:eastAsia="Calibri"/>
         </w:rPr>
-        <w:t>автоматическое обновление приложения;</w:t>
+        <w:t>встроенная анонимизация/редакция чувствительных данных;</w:t>
       </w:r>
     </w:p>
     <w:p>
@@ -6250,7 +6462,7 @@
         <w:rPr>
           <w:rFonts w:ascii="Calibri" w:hAnsi="Calibri" w:eastAsia="Calibri"/>
         </w:rPr>
-        <w:t>встроенная анонимизация/редакция чувствительных данных;</w:t>
+        <w:t>шифрование локальной библиотеки на уровне самого приложения;</w:t>
       </w:r>
     </w:p>
     <w:p>
@@ -6265,7 +6477,7 @@
         <w:rPr>
           <w:rFonts w:ascii="Calibri" w:hAnsi="Calibri" w:eastAsia="Calibri"/>
         </w:rPr>
-        <w:t>шифрование локальной библиотеки на уровне самого приложения;</w:t>
+        <w:t>поиск по семантике/эмбеддингам, чат с транскриптами или RAG;</w:t>
       </w:r>
     </w:p>
     <w:p>
@@ -6280,7 +6492,7 @@
         <w:rPr>
           <w:rFonts w:ascii="Calibri" w:hAnsi="Calibri" w:eastAsia="Calibri"/>
         </w:rPr>
-        <w:t>поиск по семантике/эмбеддингам, чат с транскриптами или RAG;</w:t>
+        <w:t>пакетное переименование;</w:t>
       </w:r>
     </w:p>
     <w:p>
@@ -6295,7 +6507,7 @@
         <w:rPr>
           <w:rFonts w:ascii="Calibri" w:hAnsi="Calibri" w:eastAsia="Calibri"/>
         </w:rPr>
-        <w:t>пакетное переименование;</w:t>
+        <w:t>ручной переключатель языка интерфейса;</w:t>
       </w:r>
     </w:p>
     <w:p>
@@ -6310,37 +6522,23 @@
         <w:rPr>
           <w:rFonts w:ascii="Calibri" w:hAnsi="Calibri" w:eastAsia="Calibri"/>
         </w:rPr>
-        <w:t>ручной переключатель языка интерфейса;</w:t>
-      </w:r>
-    </w:p>
-    <w:p>
-      <w:pPr>
-        <w:numPr>
-          <w:ilvl w:val="0"/>
-          <w:numId w:val="50"/>
-        </w:numPr>
-        <w:spacing w:before="0" w:after="80" w:line="300" w:lineRule="auto"/>
-      </w:pPr>
-      <w:r>
-        <w:rPr>
-          <w:rFonts w:ascii="Calibri" w:hAnsi="Calibri" w:eastAsia="Calibri"/>
-        </w:rPr>
-        <w:t>полноценная поддержка Intel Mac;</w:t>
-      </w:r>
-    </w:p>
-    <w:p>
-      <w:pPr>
-        <w:numPr>
-          <w:ilvl w:val="0"/>
-          <w:numId w:val="50"/>
-        </w:numPr>
-        <w:spacing w:before="0" w:after="80" w:line="300" w:lineRule="auto"/>
-      </w:pPr>
-      <w:r>
-        <w:rPr>
-          <w:rFonts w:ascii="Calibri" w:hAnsi="Calibri" w:eastAsia="Calibri"/>
-        </w:rPr>
-        <w:t>гарантированная Apple notarization публичных сборок.</w:t>
+        <w:t>автоматическая публикация notarized-сборок.</w:t>
+      </w:r>
+    </w:p>
+    <w:p>
+      <w:r>
+        <w:rPr>
+          <w:rFonts w:ascii="Calibri" w:hAnsi="Calibri" w:eastAsia="Calibri"/>
+        </w:rPr>
+        <w:t>8 сентября 2026 года локальный DMG версии 1.5.2 подписан Developer ID Application, прошёл Apple notarization и проверку Gatekeeper. Подтверждения Apple прикреплены к приложению и DMG; обход Gatekeeper для этой сборки не требуется. Ранее опубликованные загрузки автоматически не заменены.</w:t>
+      </w:r>
+    </w:p>
+    <w:p>
+      <w:r>
+        <w:rPr>
+          <w:rFonts w:ascii="Calibri" w:hAnsi="Calibri" w:eastAsia="Calibri"/>
+        </w:rPr>
+        <w:t>11 сентября 2026 года подготовлены отдельные Apple Silicon и Intel DMG версии 1.5.2 для macOS 14–15. Обе сборки получили Developer ID подпись, прошли Apple notarization, stapler validation и Gatekeeper-проверку уже из смонтированных DMG. Для обеих архитектур также проверена чистая офлайн-установка Python-зависимостей и импорт ASR-модулей. Intel-бинарники реально выполнялись как x86_64 под Rosetta; тест на физическом Intel Mac остаётся рекомендуемой финальной проверкой перед массовой публикацией. Артефакты пока не загружены в GitHub Releases.</w:t>
       </w:r>
     </w:p>
     <w:p>
@@ -6796,7 +6994,7 @@
         <w:rPr>
           <w:rFonts w:ascii="Calibri" w:hAnsi="Calibri" w:eastAsia="Calibri"/>
         </w:rPr>
-        <w:t>GZWhisper — local-first desktop-приложение, в первую очередь для Apple Silicon Mac, которое локально транскрибирует аудио и видео через faster-whisper, умеет скачивать или подключать локальную модель, записывать системный звук и микрофон в трёх режимах, восстанавливать прерванные записи, управлять последовательной очередью, вести полнотекстово ищущую локальную историю и экспортировать результат в TXT/JSON. Продукт не требует аккаунта и не отправляет пользовательское медиа в собственное облако; Linux и Windows portable пока предоставляют более узкий core-сценарий без записи и развитого управления библиотекой.</w:t>
+        <w:t>GZWhisper — local-first desktop-приложение для Apple Silicon и Intel Mac, которое локально транскрибирует аудио и видео через faster-whisper, предлагает каталог моделей с рекомендациями для конкретного Mac и управлением несколькими локальными моделями, записывает системный звук и микрофон в трёх режимах, восстанавливает прерванные записи, управляет последовательной очередью, ведёт полнотекстово ищущую локальную историю и экспортирует результат в TXT/JSON. Продукт не требует аккаунта и не отправляет пользовательское медиа в собственное облако; Linux и Windows portable пока предоставляют более узкий core-сценарий без записи и развитого управления библиотекой.</w:t>
       </w:r>
     </w:p>
     <w:p>
@@ -7028,7 +7226,7 @@
         <w:color w:val="5D6875"/>
         <w:sz w:val="18"/>
       </w:rPr>
-      <w:t>v1.5.2 · состояние 04.09.2026</w:t>
+      <w:t>v1.5.3 · состояние 23.09.2026</w:t>
     </w:r>
     <w:r>
       <w:tab/>

--- a/docs/GZWHISPER_PRODUCT_FUNCTIONALITY_RU.docx
+++ b/docs/GZWHISPER_PRODUCT_FUNCTIONALITY_RU.docx
@@ -102,7 +102,7 @@
           <w:color w:val="5D6875"/>
           <w:sz w:val="21"/>
         </w:rPr>
-        <w:t>Версия исходников: v1.5.3, build 270827</w:t>
+        <w:t>Версия исходников: v1.5.4, build 270828</w:t>
       </w:r>
     </w:p>
     <w:p>
@@ -3669,7 +3669,7 @@
         <w:rPr>
           <w:rFonts w:ascii="Calibri" w:hAnsi="Calibri" w:eastAsia="Calibri"/>
         </w:rPr>
-        <w:t>дату создания или завершения;</w:t>
+        <w:t>дату оригинальной записи и отдельную дату завершения транскрипции;</w:t>
       </w:r>
     </w:p>
     <w:p>
@@ -4026,7 +4026,7 @@
         <w:rPr>
           <w:rFonts w:ascii="Calibri" w:hAnsi="Calibri" w:eastAsia="Calibri"/>
         </w:rPr>
-        <w:t>Можно подтвердить Enter/галочкой или отменить.</w:t>
+        <w:t>Можно вводить названия с пробелами, подтвердить Enter/галочкой или отменить Escape/крестиком.</w:t>
       </w:r>
     </w:p>
     <w:p>
@@ -4266,6 +4266,14 @@
           <w:rFonts w:ascii="Calibri" w:hAnsi="Calibri" w:eastAsia="Calibri"/>
         </w:rPr>
         <w:t>Кнопки быстрых действий появляются при наведении или фокусе с клавиатуры, чтобы история оставалась компактной. Строка открывается клавишами Return и Space, действия доступны VoiceOver. Добавление медиа и поиск истории имеют сочетания ⌘O и ⌘F.</w:t>
+      </w:r>
+    </w:p>
+    <w:p>
+      <w:r>
+        <w:rPr>
+          <w:rFonts w:ascii="Calibri" w:hAnsi="Calibri" w:eastAsia="Calibri"/>
+        </w:rPr>
+        <w:t>Основная дата в строке истории — время исходной записи. Для записей приложения оно восстанавливается из временной метки имени файла, для импортированных файлов берётся доступная дата создания/изменения медиа. Когда исходная дата недоступна, используется прежняя дата элемента истории. Меню в заголовке истории переключает сортировку между датой записи (по умолчанию) и датой транскрипции. Активная очередь всегда остаётся сверху.</w:t>
       </w:r>
     </w:p>
     <w:p>
@@ -7226,7 +7234,7 @@
         <w:color w:val="5D6875"/>
         <w:sz w:val="18"/>
       </w:rPr>
-      <w:t>v1.5.3 · состояние 23.09.2026</w:t>
+      <w:t>v1.5.4 · состояние 23.09.2026</w:t>
     </w:r>
     <w:r>
       <w:tab/>

--- a/docs/GZWHISPER_PRODUCT_FUNCTIONALITY_RU.docx
+++ b/docs/GZWHISPER_PRODUCT_FUNCTIONALITY_RU.docx
@@ -28,7 +28,7 @@
         <w:jc w:val="center"/>
       </w:pPr>
       <w:r>
-        <w:t>GZWhisper</w:t>
+        <w:t>GZ Whisper Legacy</w:t>
       </w:r>
     </w:p>
     <w:p>
@@ -54,7 +54,7 @@
         </w:rPr>
         <w:t>Контекст для глубокого исследования конкурентов</w:t>
         <w:br/>
-        <w:t>и поиска функций для продуктового развития</w:t>
+        <w:t>и справочный материал для нового GZ Whisper</w:t>
       </w:r>
     </w:p>
     <w:p>
@@ -88,7 +88,7 @@
           <w:color w:val="5D6875"/>
           <w:sz w:val="21"/>
         </w:rPr>
-        <w:t>Снимок продукта: 23 сентября 2026 года</w:t>
+        <w:t>Снимок продукта: 10 октября 2026 года</w:t>
       </w:r>
     </w:p>
     <w:p>
@@ -102,7 +102,7 @@
           <w:color w:val="5D6875"/>
           <w:sz w:val="21"/>
         </w:rPr>
-        <w:t>Версия исходников: v1.5.4, build 270828</w:t>
+        <w:t>Опубликованная версия macOS: v1.5.5, build 270829</w:t>
       </w:r>
     </w:p>
     <w:p>
@@ -116,7 +116,7 @@
           <w:color w:val="5D6875"/>
           <w:sz w:val="21"/>
         </w:rPr>
-        <w:t>Учтено актуальное состояние рабочего дерева, включая улучшения сохранения, истории и доступности</w:t>
+        <w:t>Legacy: новые функции заморожены; поддержка — исправление ошибок пользователей</w:t>
       </w:r>
     </w:p>
     <w:p>
@@ -390,7 +390,7 @@
         <w:rPr>
           <w:rFonts w:ascii="Calibri" w:hAnsi="Calibri" w:eastAsia="Calibri"/>
         </w:rPr>
-        <w:t>Этот документ описывает фактически реализованный функционал GZWhisper. Его можно целиком передать в ChatGPT Pro или другому исследовательскому агенту как исходный контекст для:</w:t>
+        <w:t>Этот документ описывает фактически реализованный функционал GZ Whisper Legacy. Его можно целиком передать в ChatGPT Pro или другому исследовательскому агенту как исходный контекст для:</w:t>
       </w:r>
     </w:p>
     <w:p>
@@ -435,7 +435,7 @@
         <w:rPr>
           <w:rFonts w:ascii="Calibri" w:hAnsi="Calibri" w:eastAsia="Calibri"/>
         </w:rPr>
-        <w:t>выявления функций, которых сейчас нет в GZWhisper, но которые стоит рассмотреть;</w:t>
+        <w:t>выявления функций, которых сейчас нет в GZ Whisper Legacy, но которые стоит рассмотреть;</w:t>
       </w:r>
     </w:p>
     <w:p>
@@ -494,7 +494,7 @@
         <w:rPr>
           <w:rFonts w:ascii="Calibri" w:hAnsi="Calibri" w:eastAsia="Calibri"/>
         </w:rPr>
-        <w:t>GZWhisper — локальное настольное приложение для транскрибации аудио и видео. После загрузки модели распознавание выполняется на компьютере пользователя. Основная и наиболее развитая версия — нативное приложение для macOS на SwiftUI. Также существуют упрощённые варианты для Linux и Windows, построенные на Python/Tkinter; Windows-вариант распространяется как portable-приложение.</w:t>
+        <w:t>GZ Whisper Legacy — локальное настольное приложение для транскрибации аудио и видео. После загрузки модели распознавание выполняется на компьютере пользователя. Основная и наиболее развитая версия — нативное приложение для macOS на SwiftUI. Также существуют упрощённые варианты для Linux и Windows, построенные на Python/Tkinter; Windows-вариант распространяется как portable-приложение.</w:t>
       </w:r>
     </w:p>
     <w:p>
@@ -562,7 +562,7 @@
         <w:rPr>
           <w:rFonts w:ascii="Calibri" w:hAnsi="Calibri" w:eastAsia="Calibri"/>
         </w:rPr>
-        <w:t>Работать с локальной историей записей и транскриптов: искать, переименовывать, открывать, повторно ставить в очередь, находить файлы в Finder и удалять с возможностью отмены.</w:t>
+        <w:t>Работать с локальной историей записей и транскриптов: искать, переименовывать, открывать, повторно ставить в очередь, находить файлы в Finder и удалять с возможностью отмены. В сборке 1.5.5 готовый результат можно перетранскрибировать в отдельную запись.</w:t>
       </w:r>
     </w:p>
     <w:p>
@@ -770,7 +770,7 @@
           <w:sz w:val="21"/>
           <w:shd w:fill="EDF1F5"/>
         </w:rPr>
-        <w:t>GZWhisper.app</w:t>
+        <w:t>GZ Whisper Legacy.app</w:t>
       </w:r>
       <w:r>
         <w:rPr>
@@ -892,7 +892,7 @@
           <w:color w:val="2E74B5"/>
           <w:sz w:val="26"/>
         </w:rPr>
-        <w:t>3.3. Windows — portable-версия в разработке</w:t>
+        <w:t>3.3. Windows — экспериментальная portable-версия</w:t>
       </w:r>
     </w:p>
     <w:p>
@@ -4137,7 +4137,7 @@
         <w:rPr>
           <w:rFonts w:ascii="Calibri" w:hAnsi="Calibri" w:eastAsia="Calibri"/>
         </w:rPr>
-        <w:t>поставить подходящий элемент в очередь;</w:t>
+        <w:t>в текущем рабочем дереве повторно транскрибировать готовый элемент с созданием отдельного результата; исходный текст и ручные правки сохраняются;</w:t>
       </w:r>
     </w:p>
     <w:p>
@@ -4152,7 +4152,7 @@
         <w:rPr>
           <w:rFonts w:ascii="Calibri" w:hAnsi="Calibri" w:eastAsia="Calibri"/>
         </w:rPr>
-        <w:t>запустить queued-элемент немедленно;</w:t>
+        <w:t>поставить подходящий элемент в очередь;</w:t>
       </w:r>
     </w:p>
     <w:p>
@@ -4167,7 +4167,7 @@
         <w:rPr>
           <w:rFonts w:ascii="Calibri" w:hAnsi="Calibri" w:eastAsia="Calibri"/>
         </w:rPr>
-        <w:t>выбрать несколько элементов для запуска;</w:t>
+        <w:t>запустить queued-элемент немедленно;</w:t>
       </w:r>
     </w:p>
     <w:p>
@@ -4182,7 +4182,7 @@
         <w:rPr>
           <w:rFonts w:ascii="Calibri" w:hAnsi="Calibri" w:eastAsia="Calibri"/>
         </w:rPr>
-        <w:t>менять позицию queued-элемента;</w:t>
+        <w:t>выбрать несколько элементов для запуска;</w:t>
       </w:r>
     </w:p>
     <w:p>
@@ -4197,7 +4197,7 @@
         <w:rPr>
           <w:rFonts w:ascii="Calibri" w:hAnsi="Calibri" w:eastAsia="Calibri"/>
         </w:rPr>
-        <w:t>убрать его из очереди;</w:t>
+        <w:t>менять позицию queued-элемента;</w:t>
       </w:r>
     </w:p>
     <w:p>
@@ -4212,7 +4212,7 @@
         <w:rPr>
           <w:rFonts w:ascii="Calibri" w:hAnsi="Calibri" w:eastAsia="Calibri"/>
         </w:rPr>
-        <w:t>показать TXT в Finder;</w:t>
+        <w:t>убрать его из очереди;</w:t>
       </w:r>
     </w:p>
     <w:p>
@@ -4227,7 +4227,7 @@
         <w:rPr>
           <w:rFonts w:ascii="Calibri" w:hAnsi="Calibri" w:eastAsia="Calibri"/>
         </w:rPr>
-        <w:t>показать записанное аудио в Finder;</w:t>
+        <w:t>показать TXT в Finder;</w:t>
       </w:r>
     </w:p>
     <w:p>
@@ -4242,7 +4242,7 @@
         <w:rPr>
           <w:rFonts w:ascii="Calibri" w:hAnsi="Calibri" w:eastAsia="Calibri"/>
         </w:rPr>
-        <w:t>переименовать элемент;</w:t>
+        <w:t>показать записанное аудио в Finder;</w:t>
       </w:r>
     </w:p>
     <w:p>
@@ -4257,6 +4257,21 @@
         <w:rPr>
           <w:rFonts w:ascii="Calibri" w:hAnsi="Calibri" w:eastAsia="Calibri"/>
         </w:rPr>
+        <w:t>переименовать элемент;</w:t>
+      </w:r>
+    </w:p>
+    <w:p>
+      <w:pPr>
+        <w:numPr>
+          <w:ilvl w:val="0"/>
+          <w:numId w:val="37"/>
+        </w:numPr>
+        <w:spacing w:before="0" w:after="80" w:line="300" w:lineRule="auto"/>
+      </w:pPr>
+      <w:r>
+        <w:rPr>
+          <w:rFonts w:ascii="Calibri" w:hAnsi="Calibri" w:eastAsia="Calibri"/>
+        </w:rPr>
         <w:t>удалить элемент.</w:t>
       </w:r>
     </w:p>
@@ -4423,6 +4438,14 @@
         <w:rPr>
           <w:rFonts w:ascii="Calibri" w:hAnsi="Calibri" w:eastAsia="Calibri"/>
         </w:rPr>
+        <w:t>В текущем рабочем дереве повторные транскрипции одной записи разделяют исходное аудио. Оно остаётся на месте, пока на него ссылается хотя бы один элемент истории.</w:t>
+      </w:r>
+    </w:p>
+    <w:p>
+      <w:r>
+        <w:rPr>
+          <w:rFonts w:ascii="Calibri" w:hAnsi="Calibri" w:eastAsia="Calibri"/>
+        </w:rPr>
         <w:t>Linux/Windows-версия удаляет transcript-файл сразу и не имеет Undo/Trash-поведения. Исходное импортированное медиа там также не удаляется.</w:t>
       </w:r>
     </w:p>
@@ -4469,6 +4492,29 @@
       </w:r>
     </w:p>
     <w:p>
+      <w:r>
+        <w:rPr>
+          <w:rFonts w:ascii="Calibri" w:hAnsi="Calibri" w:eastAsia="Calibri"/>
+        </w:rPr>
+        <w:t xml:space="preserve">В сборке 1.5.5 меню редактора позволяет вставить у курсора маркер новой реплики (⌘⇧M) и настроить его символы; стандартное значение — </w:t>
+      </w:r>
+      <w:r>
+        <w:rPr>
+          <w:rFonts w:ascii="Menlo" w:hAnsi="Menlo" w:eastAsia="Menlo"/>
+          <w:color w:val="1F4D78"/>
+          <w:sz w:val="21"/>
+          <w:shd w:fill="EDF1F5"/>
+        </w:rPr>
+        <w:t xml:space="preserve">- </w:t>
+      </w:r>
+      <w:r>
+        <w:rPr>
+          <w:rFonts w:ascii="Calibri" w:hAnsi="Calibri" w:eastAsia="Calibri"/>
+        </w:rPr>
+        <w:t>. Это ручная разметка: приложение пока не определяет, кто говорит, и не расставляет маркеры автоматически.</w:t>
+      </w:r>
+    </w:p>
+    <w:p>
       <w:pPr>
         <w:pStyle w:val="Heading2"/>
       </w:pPr>
@@ -4486,7 +4532,15 @@
         <w:rPr>
           <w:rFonts w:ascii="Calibri" w:hAnsi="Calibri" w:eastAsia="Calibri"/>
         </w:rPr>
-        <w:t>После успешной транскрибации приложение автоматически сохраняет plain-text-файл в локальной папке транскриптов. Имя строится из безопасной версии basename исходного файла и Unix timestamp. Текст состоит из распознанных сегментов, по одному сегменту на строку, без временных меток.</w:t>
+        <w:t>После успешной транскрибации приложение автоматически сохраняет plain-text-файл в локальной папке транскриптов. Имя строится из безопасной версии basename исходного файла, Unix timestamp и короткого UUID. Текст состоит из распознанных сегментов, по одному сегменту на строку, без временных меток.</w:t>
+      </w:r>
+    </w:p>
+    <w:p>
+      <w:r>
+        <w:rPr>
+          <w:rFonts w:ascii="Calibri" w:hAnsi="Calibri" w:eastAsia="Calibri"/>
+        </w:rPr>
+        <w:t>Короткий UUID защищает исходный результат от перезаписи при повторной транскрибации.</w:t>
       </w:r>
     </w:p>
     <w:p>
@@ -4992,7 +5046,7 @@
         <w:rPr>
           <w:rFonts w:ascii="Calibri" w:hAnsi="Calibri" w:eastAsia="Calibri"/>
         </w:rPr>
-        <w:t>компактной верхней карточки со словом GZWhisper, версией, статусом модели и прогрессом загрузки;</w:t>
+        <w:t>компактной верхней карточки со словом GZ Whisper Legacy, версией, статусом модели и прогрессом загрузки;</w:t>
       </w:r>
     </w:p>
     <w:p>
@@ -5345,6 +5399,14 @@
       </w:r>
     </w:p>
     <w:p>
+      <w:r>
+        <w:rPr>
+          <w:rFonts w:ascii="Calibri" w:hAnsi="Calibri" w:eastAsia="Calibri"/>
+        </w:rPr>
+        <w:t>В текущем рабочем дереве загрузка модели явно показана в интерфейсе, через 45 секунд появляется предупреждение, а через пять минут ожидания worker останавливается с сообщением о повторной загрузке модели или выборе Small/Base. Оставшаяся очередь ставится на паузу.</w:t>
+      </w:r>
+    </w:p>
+    <w:p>
       <w:pPr>
         <w:pStyle w:val="Heading1"/>
       </w:pPr>
@@ -5397,7 +5459,7 @@
         <w:rPr>
           <w:rFonts w:ascii="Calibri" w:hAnsi="Calibri" w:eastAsia="Calibri"/>
         </w:rPr>
-        <w:t>Медиа для транскрибации не отправляется в облачный сервис GZWhisper.</w:t>
+        <w:t>Медиа для транскрибации не отправляется в облачный сервис GZ Whisper Legacy.</w:t>
       </w:r>
     </w:p>
     <w:p>
@@ -6538,15 +6600,22 @@
         <w:rPr>
           <w:rFonts w:ascii="Calibri" w:hAnsi="Calibri" w:eastAsia="Calibri"/>
         </w:rPr>
-        <w:t>8 сентября 2026 года локальный DMG версии 1.5.2 подписан Developer ID Application, прошёл Apple notarization и проверку Gatekeeper. Подтверждения Apple прикреплены к приложению и DMG; обход Gatekeeper для этой сборки не требуется. Ранее опубликованные загрузки автоматически не заменены.</w:t>
-      </w:r>
-    </w:p>
-    <w:p>
-      <w:r>
-        <w:rPr>
-          <w:rFonts w:ascii="Calibri" w:hAnsi="Calibri" w:eastAsia="Calibri"/>
-        </w:rPr>
-        <w:t>11 сентября 2026 года подготовлены отдельные Apple Silicon и Intel DMG версии 1.5.2 для macOS 14–15. Обе сборки получили Developer ID подпись, прошли Apple notarization, stapler validation и Gatekeeper-проверку уже из смонтированных DMG. Для обеих архитектур также проверена чистая офлайн-установка Python-зависимостей и импорт ASR-модулей. Intel-бинарники реально выполнялись как x86_64 под Rosetta; тест на физическом Intel Mac остаётся рекомендуемой финальной проверкой перед массовой публикацией. Артефакты пока не загружены в GitHub Releases.</w:t>
+        <w:t xml:space="preserve">Сборки для публичного распространения подписываются Developer ID Application и заверяются Apple. Для macOS доступны отдельные DMG для Apple Silicon и Intel, а также ZIP для Apple Silicon. Актуальные результаты проверок, идентификаторы заявок и контрольные суммы версии 1.5.5 записаны в </w:t>
+      </w:r>
+      <w:r>
+        <w:rPr>
+          <w:rFonts w:ascii="Menlo" w:hAnsi="Menlo" w:eastAsia="Menlo"/>
+          <w:color w:val="1F4D78"/>
+          <w:sz w:val="21"/>
+          <w:shd w:fill="EDF1F5"/>
+        </w:rPr>
+        <w:t>docs/MACOS_DISTRIBUTION.md</w:t>
+      </w:r>
+      <w:r>
+        <w:rPr>
+          <w:rFonts w:ascii="Calibri" w:hAnsi="Calibri" w:eastAsia="Calibri"/>
+        </w:rPr>
+        <w:t>. Проверка на физическом Intel Mac остаётся рекомендованной; исполнение Python и зависимостей проверяется под Rosetta.</w:t>
       </w:r>
     </w:p>
     <w:p>
@@ -6567,7 +6636,7 @@
         <w:rPr>
           <w:rFonts w:ascii="Calibri" w:hAnsi="Calibri" w:eastAsia="Calibri"/>
         </w:rPr>
-        <w:t>При оценке функций конкурентов следует считать базовыми принципами GZWhisper:</w:t>
+        <w:t>При оценке функций конкурентов следует считать базовыми принципами GZ Whisper Legacy:</w:t>
       </w:r>
     </w:p>
     <w:p>
@@ -6811,7 +6880,24 @@
           <w:color w:val="181D24"/>
           <w:sz w:val="21"/>
         </w:rPr>
-        <w:t>Проведи глубокое исследование рынка десктопных приложений для транскрибации, записи системного аудио/микрофона, локального speech-to-text и управления библиотекой транскриптов. Используй описание GZWhisper в приложенном документе как точный baseline текущего продукта.</w:t>
+        <w:t>Проведи глубокое исследование рынка десктопных приложений для транскрибации, записи системного аудио/микрофона, локального speech-to-</w:t>
+      </w:r>
+      <w:r>
+        <w:rPr>
+          <w:rFonts w:ascii="Menlo" w:hAnsi="Menlo" w:eastAsia="Menlo"/>
+          <w:color w:val="1F4D78"/>
+          <w:sz w:val="20"/>
+          <w:shd w:fill="EDF1F5"/>
+        </w:rPr>
+        <w:t>text</w:t>
+      </w:r>
+      <w:r>
+        <w:rPr>
+          <w:rFonts w:ascii="Calibri" w:hAnsi="Calibri" w:eastAsia="Calibri"/>
+          <w:color w:val="181D24"/>
+          <w:sz w:val="21"/>
+        </w:rPr>
+        <w:t xml:space="preserve"> и управления библиотекой транскриптов. Используй описание GZ Whisper Legacy в приложенном документе как точный baseline прежнего продукта. Разработка новых функций Legacy заморожена; все идеи и roadmap адресуй отдельному новому GZ Whisper для iOS и macOS, не предлагая внедрение новых функций в Legacy.</w:t>
       </w:r>
     </w:p>
     <w:p>
@@ -6879,7 +6965,7 @@
           <w:color w:val="181D24"/>
           <w:sz w:val="21"/>
         </w:rPr>
-        <w:t>4. Не предлагай как «новую» функцию то, что уже реализовано в GZWhisper. Сверяй каждую рекомендацию с baseline.</w:t>
+        <w:t>4. Не предлагай как «новую» функцию то, что уже реализовано в GZ Whisper Legacy. Сверяй каждую рекомендацию с baseline.</w:t>
       </w:r>
     </w:p>
     <w:p>
@@ -6896,7 +6982,7 @@
           <w:color w:val="181D24"/>
           <w:sz w:val="21"/>
         </w:rPr>
-        <w:t>5. Выдели конкретные функции, которые GZWhisper мог бы позаимствовать или переосмыслить. Для каждой укажи: пример конкурента; пользовательскую проблему; ожидаемую ценность; совместимость с local-first; примерный уровень сложности; необходимые архитектурные изменения; риски; потенциал дифференциации; рекомендуемый приоритет.</w:t>
+        <w:t>5. Выдели конкретные функции, которые новый GZ Whisper для iOS и macOS мог бы позаимствовать или переосмыслить. Для каждой укажи: пример конкурента; пользовательскую проблему; ожидаемую ценность; совместимость с local-first; примерный уровень сложности; необходимые архитектурные изменения; риски; потенциал дифференциации; рекомендуемый приоритет.</w:t>
       </w:r>
     </w:p>
     <w:p>
@@ -6930,7 +7016,7 @@
           <w:color w:val="181D24"/>
           <w:sz w:val="21"/>
         </w:rPr>
-        <w:t>7. Отдельно найди функции, которые часто выглядят привлекательно, но плохо совместимы с текущим позиционированием, архитектурой или приватностью GZWhisper.</w:t>
+        <w:t>7. Отдельно найди функции, которые часто выглядят привлекательно, но плохо совместимы с текущим позиционированием, архитектурой или приватностью GZ Whisper Legacy.</w:t>
       </w:r>
     </w:p>
     <w:p>
@@ -6981,7 +7067,7 @@
           <w:color w:val="181D24"/>
           <w:sz w:val="21"/>
         </w:rPr>
-        <w:t>Формат результата: executive summary; карта рынка; сравнительная таблица; gap analysis относительно GZWhisper; каталог заимствуемых паттернов; приоритизированный roadmap; источники. Явно отделяй подтверждённые факты от выводов и предположений.</w:t>
+        <w:t>Формат результата: executive summary; карта рынка; сравнительная таблица; gap analysis относительно GZ Whisper Legacy; каталог заимствуемых паттернов; приоритизированный roadmap; источники. Явно отделяй подтверждённые факты от выводов и предположений.</w:t>
       </w:r>
     </w:p>
     <w:p>
@@ -7002,7 +7088,22 @@
         <w:rPr>
           <w:rFonts w:ascii="Calibri" w:hAnsi="Calibri" w:eastAsia="Calibri"/>
         </w:rPr>
-        <w:t>GZWhisper — local-first desktop-приложение для Apple Silicon и Intel Mac, которое локально транскрибирует аудио и видео через faster-whisper, предлагает каталог моделей с рекомендациями для конкретного Mac и управлением несколькими локальными моделями, записывает системный звук и микрофон в трёх режимах, восстанавливает прерванные записи, управляет последовательной очередью, ведёт полнотекстово ищущую локальную историю и экспортирует результат в TXT/JSON. Продукт не требует аккаунта и не отправляет пользовательское медиа в собственное облако; Linux и Windows portable пока предоставляют более узкий core-сценарий без записи и развитого управления библиотекой.</w:t>
+        <w:t xml:space="preserve">GZ Whisper Legacy — local-first desktop-приложение для Apple Silicon и Intel Mac, которое локально транскрибирует аудио и видео через </w:t>
+      </w:r>
+      <w:r>
+        <w:rPr>
+          <w:rFonts w:ascii="Menlo" w:hAnsi="Menlo" w:eastAsia="Menlo"/>
+          <w:color w:val="1F4D78"/>
+          <w:sz w:val="21"/>
+          <w:shd w:fill="EDF1F5"/>
+        </w:rPr>
+        <w:t>faster-whisper</w:t>
+      </w:r>
+      <w:r>
+        <w:rPr>
+          <w:rFonts w:ascii="Calibri" w:hAnsi="Calibri" w:eastAsia="Calibri"/>
+        </w:rPr>
+        <w:t>, предлагает каталог моделей с рекомендациями для конкретного Mac и управлением несколькими локальными моделями, записывает системный звук и микрофон в трёх режимах, восстанавливает прерванные записи, управляет последовательной очередью, ведёт полнотекстово ищущую локальную историю и экспортирует результат в TXT/JSON. Продукт не требует аккаунта и не отправляет пользовательское медиа в собственное облако; Linux и Windows portable пока предоставляют более узкий core-сценарий без записи и развитого управления библиотекой.</w:t>
       </w:r>
     </w:p>
     <w:p>
@@ -7234,7 +7335,7 @@
         <w:color w:val="5D6875"/>
         <w:sz w:val="18"/>
       </w:rPr>
-      <w:t>v1.5.4 · состояние 23.09.2026</w:t>
+      <w:t>v1.5.5 · состояние 10.10.2026</w:t>
     </w:r>
     <w:r>
       <w:tab/>
@@ -7281,7 +7382,7 @@
         <w:color w:val="5D6875"/>
         <w:sz w:val="18"/>
       </w:rPr>
-      <w:t>GZWhisper</w:t>
+      <w:t>GZ Whisper Legacy</w:t>
     </w:r>
     <w:r>
       <w:tab/>
